--- a/treasury-platform/docs/45-PHASE2-S2-BUILD.docx
+++ b/treasury-platform/docs/45-PHASE2-S2-BUILD.docx
@@ -2851,7 +2851,7 @@
           <w:szCs w:val="21"/>
           <w:rtl/>
         </w:rPr>
-        <w:t xml:space="preserve">لم يعتمد المالك أيًا منها بعد. ويصير الخروج في DOC-B02 §10 نافذًا حين يعتمد OQ-1 وOQ-17.</w:t>
+        <w:t xml:space="preserve">اعتمدها المالك كلها في 2026-10-23 («أعتمد الافتراضات وابدأ»)، فصار الخروج في DOC-B02 §10 نافذًا.</w:t>
       </w:r>
     </w:p>
     <w:tbl>
@@ -2868,9 +2868,9 @@
         </w:tblBorders>
       </w:tblPr>
       <w:tblGrid>
-        <w:gridCol w:w="1479"/>
-        <w:gridCol w:w="6413"/>
-        <w:gridCol w:w="1972"/>
+        <w:gridCol w:w="1409"/>
+        <w:gridCol w:w="6107"/>
+        <w:gridCol w:w="2348"/>
       </w:tblGrid>
       <w:tr>
         <w:trPr>
@@ -2879,7 +2879,7 @@
         </w:trPr>
         <w:tc>
           <w:tcPr>
-            <w:tcW w:type="dxa" w:w="1479"/>
+            <w:tcW w:type="dxa" w:w="1409"/>
             <w:tcBorders>
               <w:top w:val="single" w:color="BFC9D6" w:sz="4"/>
               <w:left w:val="single" w:color="BFC9D6" w:sz="4"/>
@@ -2917,7 +2917,7 @@
         </w:tc>
         <w:tc>
           <w:tcPr>
-            <w:tcW w:type="dxa" w:w="6413"/>
+            <w:tcW w:type="dxa" w:w="6107"/>
             <w:tcBorders>
               <w:top w:val="single" w:color="BFC9D6" w:sz="4"/>
               <w:left w:val="single" w:color="BFC9D6" w:sz="4"/>
@@ -2955,7 +2955,7 @@
         </w:tc>
         <w:tc>
           <w:tcPr>
-            <w:tcW w:type="dxa" w:w="1972"/>
+            <w:tcW w:type="dxa" w:w="2348"/>
             <w:tcBorders>
               <w:top w:val="single" w:color="BFC9D6" w:sz="4"/>
               <w:left w:val="single" w:color="BFC9D6" w:sz="4"/>
@@ -2998,7 +2998,7 @@
         </w:trPr>
         <w:tc>
           <w:tcPr>
-            <w:tcW w:type="dxa" w:w="1479"/>
+            <w:tcW w:type="dxa" w:w="1409"/>
             <w:tcBorders>
               <w:top w:val="single" w:color="BFC9D6" w:sz="4"/>
               <w:left w:val="single" w:color="BFC9D6" w:sz="4"/>
@@ -3034,7 +3034,7 @@
         </w:tc>
         <w:tc>
           <w:tcPr>
-            <w:tcW w:type="dxa" w:w="6413"/>
+            <w:tcW w:type="dxa" w:w="6107"/>
             <w:tcBorders>
               <w:top w:val="single" w:color="BFC9D6" w:sz="4"/>
               <w:left w:val="single" w:color="BFC9D6" w:sz="4"/>
@@ -3070,37 +3070,37 @@
         </w:tc>
         <w:tc>
           <w:tcPr>
-            <w:tcW w:type="dxa" w:w="1972"/>
-            <w:tcBorders>
-              <w:top w:val="single" w:color="BFC9D6" w:sz="4"/>
-              <w:left w:val="single" w:color="BFC9D6" w:sz="4"/>
-              <w:bottom w:val="single" w:color="BFC9D6" w:sz="4"/>
-              <w:right w:val="single" w:color="BFC9D6" w:sz="4"/>
-            </w:tcBorders>
-            <w:tcMar>
-              <w:top w:type="dxa" w:w="50"/>
-              <w:left w:type="dxa" w:w="90"/>
-              <w:bottom w:type="dxa" w:w="50"/>
-              <w:right w:type="dxa" w:w="90"/>
-            </w:tcMar>
-            <w:vAlign w:val="top"/>
-          </w:tcPr>
-          <w:p>
-            <w:pPr>
-              <w:keepNext w:val="false"/>
-              <w:bidi/>
-              <w:spacing w:after="30" w:before="30" w:line="264"/>
-            </w:pPr>
-            <w:r>
-              <w:rPr>
-                <w:rFonts w:ascii="Arial" w:cs="Arial" w:eastAsia="Arial" w:hAnsi="Arial"/>
-                <w:b w:val="false"/>
-                <w:bCs w:val="false"/>
-                <w:sz w:val="18"/>
-                <w:szCs w:val="18"/>
-                <w:rtl/>
-              </w:rPr>
-              <w:t xml:space="preserve">بانتظار الاعتماد</w:t>
+            <w:tcW w:type="dxa" w:w="2348"/>
+            <w:tcBorders>
+              <w:top w:val="single" w:color="BFC9D6" w:sz="4"/>
+              <w:left w:val="single" w:color="BFC9D6" w:sz="4"/>
+              <w:bottom w:val="single" w:color="BFC9D6" w:sz="4"/>
+              <w:right w:val="single" w:color="BFC9D6" w:sz="4"/>
+            </w:tcBorders>
+            <w:tcMar>
+              <w:top w:type="dxa" w:w="50"/>
+              <w:left w:type="dxa" w:w="90"/>
+              <w:bottom w:type="dxa" w:w="50"/>
+              <w:right w:type="dxa" w:w="90"/>
+            </w:tcMar>
+            <w:vAlign w:val="top"/>
+          </w:tcPr>
+          <w:p>
+            <w:pPr>
+              <w:keepNext w:val="false"/>
+              <w:bidi/>
+              <w:spacing w:after="30" w:before="30" w:line="264"/>
+            </w:pPr>
+            <w:r>
+              <w:rPr>
+                <w:rFonts w:ascii="Arial" w:cs="Arial" w:eastAsia="Arial" w:hAnsi="Arial"/>
+                <w:b w:val="false"/>
+                <w:bCs w:val="false"/>
+                <w:sz w:val="18"/>
+                <w:szCs w:val="18"/>
+                <w:rtl/>
+              </w:rPr>
+              <w:t xml:space="preserve">معتمد 2026-10-23</w:t>
             </w:r>
           </w:p>
         </w:tc>
@@ -3111,7 +3111,7 @@
         </w:trPr>
         <w:tc>
           <w:tcPr>
-            <w:tcW w:type="dxa" w:w="1479"/>
+            <w:tcW w:type="dxa" w:w="1409"/>
             <w:tcBorders>
               <w:top w:val="single" w:color="BFC9D6" w:sz="4"/>
               <w:left w:val="single" w:color="BFC9D6" w:sz="4"/>
@@ -3148,7 +3148,7 @@
         </w:tc>
         <w:tc>
           <w:tcPr>
-            <w:tcW w:type="dxa" w:w="6413"/>
+            <w:tcW w:type="dxa" w:w="6107"/>
             <w:tcBorders>
               <w:top w:val="single" w:color="BFC9D6" w:sz="4"/>
               <w:left w:val="single" w:color="BFC9D6" w:sz="4"/>
@@ -3185,7 +3185,7 @@
         </w:tc>
         <w:tc>
           <w:tcPr>
-            <w:tcW w:type="dxa" w:w="1972"/>
+            <w:tcW w:type="dxa" w:w="2348"/>
             <w:tcBorders>
               <w:top w:val="single" w:color="BFC9D6" w:sz="4"/>
               <w:left w:val="single" w:color="BFC9D6" w:sz="4"/>
@@ -3216,7 +3216,7 @@
                 <w:szCs w:val="18"/>
                 <w:rtl/>
               </w:rPr>
-              <w:t xml:space="preserve">بانتظار الاعتماد</w:t>
+              <w:t xml:space="preserve">معتمد 2026-10-23</w:t>
             </w:r>
           </w:p>
         </w:tc>
@@ -3227,7 +3227,7 @@
         </w:trPr>
         <w:tc>
           <w:tcPr>
-            <w:tcW w:type="dxa" w:w="1479"/>
+            <w:tcW w:type="dxa" w:w="1409"/>
             <w:tcBorders>
               <w:top w:val="single" w:color="BFC9D6" w:sz="4"/>
               <w:left w:val="single" w:color="BFC9D6" w:sz="4"/>
@@ -3263,7 +3263,7 @@
         </w:tc>
         <w:tc>
           <w:tcPr>
-            <w:tcW w:type="dxa" w:w="6413"/>
+            <w:tcW w:type="dxa" w:w="6107"/>
             <w:tcBorders>
               <w:top w:val="single" w:color="BFC9D6" w:sz="4"/>
               <w:left w:val="single" w:color="BFC9D6" w:sz="4"/>
@@ -3299,37 +3299,37 @@
         </w:tc>
         <w:tc>
           <w:tcPr>
-            <w:tcW w:type="dxa" w:w="1972"/>
-            <w:tcBorders>
-              <w:top w:val="single" w:color="BFC9D6" w:sz="4"/>
-              <w:left w:val="single" w:color="BFC9D6" w:sz="4"/>
-              <w:bottom w:val="single" w:color="BFC9D6" w:sz="4"/>
-              <w:right w:val="single" w:color="BFC9D6" w:sz="4"/>
-            </w:tcBorders>
-            <w:tcMar>
-              <w:top w:type="dxa" w:w="50"/>
-              <w:left w:type="dxa" w:w="90"/>
-              <w:bottom w:type="dxa" w:w="50"/>
-              <w:right w:type="dxa" w:w="90"/>
-            </w:tcMar>
-            <w:vAlign w:val="top"/>
-          </w:tcPr>
-          <w:p>
-            <w:pPr>
-              <w:keepNext w:val="false"/>
-              <w:bidi/>
-              <w:spacing w:after="30" w:before="30" w:line="264"/>
-            </w:pPr>
-            <w:r>
-              <w:rPr>
-                <w:rFonts w:ascii="Arial" w:cs="Arial" w:eastAsia="Arial" w:hAnsi="Arial"/>
-                <w:b w:val="false"/>
-                <w:bCs w:val="false"/>
-                <w:sz w:val="18"/>
-                <w:szCs w:val="18"/>
-                <w:rtl/>
-              </w:rPr>
-              <w:t xml:space="preserve">بانتظار الاعتماد</w:t>
+            <w:tcW w:type="dxa" w:w="2348"/>
+            <w:tcBorders>
+              <w:top w:val="single" w:color="BFC9D6" w:sz="4"/>
+              <w:left w:val="single" w:color="BFC9D6" w:sz="4"/>
+              <w:bottom w:val="single" w:color="BFC9D6" w:sz="4"/>
+              <w:right w:val="single" w:color="BFC9D6" w:sz="4"/>
+            </w:tcBorders>
+            <w:tcMar>
+              <w:top w:type="dxa" w:w="50"/>
+              <w:left w:type="dxa" w:w="90"/>
+              <w:bottom w:type="dxa" w:w="50"/>
+              <w:right w:type="dxa" w:w="90"/>
+            </w:tcMar>
+            <w:vAlign w:val="top"/>
+          </w:tcPr>
+          <w:p>
+            <w:pPr>
+              <w:keepNext w:val="false"/>
+              <w:bidi/>
+              <w:spacing w:after="30" w:before="30" w:line="264"/>
+            </w:pPr>
+            <w:r>
+              <w:rPr>
+                <w:rFonts w:ascii="Arial" w:cs="Arial" w:eastAsia="Arial" w:hAnsi="Arial"/>
+                <w:b w:val="false"/>
+                <w:bCs w:val="false"/>
+                <w:sz w:val="18"/>
+                <w:szCs w:val="18"/>
+                <w:rtl/>
+              </w:rPr>
+              <w:t xml:space="preserve">معتمد 2026-10-23</w:t>
             </w:r>
           </w:p>
         </w:tc>
@@ -3340,7 +3340,7 @@
         </w:trPr>
         <w:tc>
           <w:tcPr>
-            <w:tcW w:type="dxa" w:w="1479"/>
+            <w:tcW w:type="dxa" w:w="1409"/>
             <w:tcBorders>
               <w:top w:val="single" w:color="BFC9D6" w:sz="4"/>
               <w:left w:val="single" w:color="BFC9D6" w:sz="4"/>
@@ -3377,7 +3377,7 @@
         </w:tc>
         <w:tc>
           <w:tcPr>
-            <w:tcW w:type="dxa" w:w="6413"/>
+            <w:tcW w:type="dxa" w:w="6107"/>
             <w:tcBorders>
               <w:top w:val="single" w:color="BFC9D6" w:sz="4"/>
               <w:left w:val="single" w:color="BFC9D6" w:sz="4"/>
@@ -3438,7 +3438,7 @@
         </w:tc>
         <w:tc>
           <w:tcPr>
-            <w:tcW w:type="dxa" w:w="1972"/>
+            <w:tcW w:type="dxa" w:w="2348"/>
             <w:tcBorders>
               <w:top w:val="single" w:color="BFC9D6" w:sz="4"/>
               <w:left w:val="single" w:color="BFC9D6" w:sz="4"/>
@@ -3469,7 +3469,7 @@
                 <w:szCs w:val="18"/>
                 <w:rtl/>
               </w:rPr>
-              <w:t xml:space="preserve">بانتظار الاعتماد</w:t>
+              <w:t xml:space="preserve">معتمد 2026-10-23</w:t>
             </w:r>
           </w:p>
         </w:tc>
@@ -3480,7 +3480,7 @@
         </w:trPr>
         <w:tc>
           <w:tcPr>
-            <w:tcW w:type="dxa" w:w="1479"/>
+            <w:tcW w:type="dxa" w:w="1409"/>
             <w:tcBorders>
               <w:top w:val="single" w:color="BFC9D6" w:sz="4"/>
               <w:left w:val="single" w:color="BFC9D6" w:sz="4"/>
@@ -3516,7 +3516,7 @@
         </w:tc>
         <w:tc>
           <w:tcPr>
-            <w:tcW w:type="dxa" w:w="6413"/>
+            <w:tcW w:type="dxa" w:w="6107"/>
             <w:tcBorders>
               <w:top w:val="single" w:color="BFC9D6" w:sz="4"/>
               <w:left w:val="single" w:color="BFC9D6" w:sz="4"/>
@@ -3552,37 +3552,37 @@
         </w:tc>
         <w:tc>
           <w:tcPr>
-            <w:tcW w:type="dxa" w:w="1972"/>
-            <w:tcBorders>
-              <w:top w:val="single" w:color="BFC9D6" w:sz="4"/>
-              <w:left w:val="single" w:color="BFC9D6" w:sz="4"/>
-              <w:bottom w:val="single" w:color="BFC9D6" w:sz="4"/>
-              <w:right w:val="single" w:color="BFC9D6" w:sz="4"/>
-            </w:tcBorders>
-            <w:tcMar>
-              <w:top w:type="dxa" w:w="50"/>
-              <w:left w:type="dxa" w:w="90"/>
-              <w:bottom w:type="dxa" w:w="50"/>
-              <w:right w:type="dxa" w:w="90"/>
-            </w:tcMar>
-            <w:vAlign w:val="top"/>
-          </w:tcPr>
-          <w:p>
-            <w:pPr>
-              <w:keepNext w:val="false"/>
-              <w:bidi/>
-              <w:spacing w:after="30" w:before="30" w:line="264"/>
-            </w:pPr>
-            <w:r>
-              <w:rPr>
-                <w:rFonts w:ascii="Arial" w:cs="Arial" w:eastAsia="Arial" w:hAnsi="Arial"/>
-                <w:b w:val="false"/>
-                <w:bCs w:val="false"/>
-                <w:sz w:val="18"/>
-                <w:szCs w:val="18"/>
-                <w:rtl/>
-              </w:rPr>
-              <w:t xml:space="preserve">بانتظار الاعتماد</w:t>
+            <w:tcW w:type="dxa" w:w="2348"/>
+            <w:tcBorders>
+              <w:top w:val="single" w:color="BFC9D6" w:sz="4"/>
+              <w:left w:val="single" w:color="BFC9D6" w:sz="4"/>
+              <w:bottom w:val="single" w:color="BFC9D6" w:sz="4"/>
+              <w:right w:val="single" w:color="BFC9D6" w:sz="4"/>
+            </w:tcBorders>
+            <w:tcMar>
+              <w:top w:type="dxa" w:w="50"/>
+              <w:left w:type="dxa" w:w="90"/>
+              <w:bottom w:type="dxa" w:w="50"/>
+              <w:right w:type="dxa" w:w="90"/>
+            </w:tcMar>
+            <w:vAlign w:val="top"/>
+          </w:tcPr>
+          <w:p>
+            <w:pPr>
+              <w:keepNext w:val="false"/>
+              <w:bidi/>
+              <w:spacing w:after="30" w:before="30" w:line="264"/>
+            </w:pPr>
+            <w:r>
+              <w:rPr>
+                <w:rFonts w:ascii="Arial" w:cs="Arial" w:eastAsia="Arial" w:hAnsi="Arial"/>
+                <w:b w:val="false"/>
+                <w:bCs w:val="false"/>
+                <w:sz w:val="18"/>
+                <w:szCs w:val="18"/>
+                <w:rtl/>
+              </w:rPr>
+              <w:t xml:space="preserve">معتمد 2026-10-23</w:t>
             </w:r>
           </w:p>
         </w:tc>
@@ -3593,7 +3593,7 @@
         </w:trPr>
         <w:tc>
           <w:tcPr>
-            <w:tcW w:type="dxa" w:w="1479"/>
+            <w:tcW w:type="dxa" w:w="1409"/>
             <w:tcBorders>
               <w:top w:val="single" w:color="BFC9D6" w:sz="4"/>
               <w:left w:val="single" w:color="BFC9D6" w:sz="4"/>
@@ -3630,7 +3630,7 @@
         </w:tc>
         <w:tc>
           <w:tcPr>
-            <w:tcW w:type="dxa" w:w="6413"/>
+            <w:tcW w:type="dxa" w:w="6107"/>
             <w:tcBorders>
               <w:top w:val="single" w:color="BFC9D6" w:sz="4"/>
               <w:left w:val="single" w:color="BFC9D6" w:sz="4"/>
@@ -3680,7 +3680,7 @@
         </w:tc>
         <w:tc>
           <w:tcPr>
-            <w:tcW w:type="dxa" w:w="1972"/>
+            <w:tcW w:type="dxa" w:w="2348"/>
             <w:tcBorders>
               <w:top w:val="single" w:color="BFC9D6" w:sz="4"/>
               <w:left w:val="single" w:color="BFC9D6" w:sz="4"/>
@@ -3711,7 +3711,7 @@
                 <w:szCs w:val="18"/>
                 <w:rtl/>
               </w:rPr>
-              <w:t xml:space="preserve">بانتظار الاعتماد</w:t>
+              <w:t xml:space="preserve">معتمد 2026-10-23</w:t>
             </w:r>
           </w:p>
         </w:tc>
@@ -3722,7 +3722,7 @@
         </w:trPr>
         <w:tc>
           <w:tcPr>
-            <w:tcW w:type="dxa" w:w="1479"/>
+            <w:tcW w:type="dxa" w:w="1409"/>
             <w:tcBorders>
               <w:top w:val="single" w:color="BFC9D6" w:sz="4"/>
               <w:left w:val="single" w:color="BFC9D6" w:sz="4"/>
@@ -3758,7 +3758,7 @@
         </w:tc>
         <w:tc>
           <w:tcPr>
-            <w:tcW w:type="dxa" w:w="6413"/>
+            <w:tcW w:type="dxa" w:w="6107"/>
             <w:tcBorders>
               <w:top w:val="single" w:color="BFC9D6" w:sz="4"/>
               <w:left w:val="single" w:color="BFC9D6" w:sz="4"/>
@@ -3794,37 +3794,37 @@
         </w:tc>
         <w:tc>
           <w:tcPr>
-            <w:tcW w:type="dxa" w:w="1972"/>
-            <w:tcBorders>
-              <w:top w:val="single" w:color="BFC9D6" w:sz="4"/>
-              <w:left w:val="single" w:color="BFC9D6" w:sz="4"/>
-              <w:bottom w:val="single" w:color="BFC9D6" w:sz="4"/>
-              <w:right w:val="single" w:color="BFC9D6" w:sz="4"/>
-            </w:tcBorders>
-            <w:tcMar>
-              <w:top w:type="dxa" w:w="50"/>
-              <w:left w:type="dxa" w:w="90"/>
-              <w:bottom w:type="dxa" w:w="50"/>
-              <w:right w:type="dxa" w:w="90"/>
-            </w:tcMar>
-            <w:vAlign w:val="top"/>
-          </w:tcPr>
-          <w:p>
-            <w:pPr>
-              <w:keepNext w:val="false"/>
-              <w:bidi/>
-              <w:spacing w:after="30" w:before="30" w:line="264"/>
-            </w:pPr>
-            <w:r>
-              <w:rPr>
-                <w:rFonts w:ascii="Arial" w:cs="Arial" w:eastAsia="Arial" w:hAnsi="Arial"/>
-                <w:b w:val="false"/>
-                <w:bCs w:val="false"/>
-                <w:sz w:val="18"/>
-                <w:szCs w:val="18"/>
-                <w:rtl/>
-              </w:rPr>
-              <w:t xml:space="preserve">بانتظار الاعتماد</w:t>
+            <w:tcW w:type="dxa" w:w="2348"/>
+            <w:tcBorders>
+              <w:top w:val="single" w:color="BFC9D6" w:sz="4"/>
+              <w:left w:val="single" w:color="BFC9D6" w:sz="4"/>
+              <w:bottom w:val="single" w:color="BFC9D6" w:sz="4"/>
+              <w:right w:val="single" w:color="BFC9D6" w:sz="4"/>
+            </w:tcBorders>
+            <w:tcMar>
+              <w:top w:type="dxa" w:w="50"/>
+              <w:left w:type="dxa" w:w="90"/>
+              <w:bottom w:type="dxa" w:w="50"/>
+              <w:right w:type="dxa" w:w="90"/>
+            </w:tcMar>
+            <w:vAlign w:val="top"/>
+          </w:tcPr>
+          <w:p>
+            <w:pPr>
+              <w:keepNext w:val="false"/>
+              <w:bidi/>
+              <w:spacing w:after="30" w:before="30" w:line="264"/>
+            </w:pPr>
+            <w:r>
+              <w:rPr>
+                <w:rFonts w:ascii="Arial" w:cs="Arial" w:eastAsia="Arial" w:hAnsi="Arial"/>
+                <w:b w:val="false"/>
+                <w:bCs w:val="false"/>
+                <w:sz w:val="18"/>
+                <w:szCs w:val="18"/>
+                <w:rtl/>
+              </w:rPr>
+              <w:t xml:space="preserve">معتمد 2026-10-23</w:t>
             </w:r>
           </w:p>
         </w:tc>
@@ -3835,7 +3835,7 @@
         </w:trPr>
         <w:tc>
           <w:tcPr>
-            <w:tcW w:type="dxa" w:w="1479"/>
+            <w:tcW w:type="dxa" w:w="1409"/>
             <w:tcBorders>
               <w:top w:val="single" w:color="BFC9D6" w:sz="4"/>
               <w:left w:val="single" w:color="BFC9D6" w:sz="4"/>
@@ -3872,7 +3872,7 @@
         </w:tc>
         <w:tc>
           <w:tcPr>
-            <w:tcW w:type="dxa" w:w="6413"/>
+            <w:tcW w:type="dxa" w:w="6107"/>
             <w:tcBorders>
               <w:top w:val="single" w:color="BFC9D6" w:sz="4"/>
               <w:left w:val="single" w:color="BFC9D6" w:sz="4"/>
@@ -3922,7 +3922,7 @@
         </w:tc>
         <w:tc>
           <w:tcPr>
-            <w:tcW w:type="dxa" w:w="1972"/>
+            <w:tcW w:type="dxa" w:w="2348"/>
             <w:tcBorders>
               <w:top w:val="single" w:color="BFC9D6" w:sz="4"/>
               <w:left w:val="single" w:color="BFC9D6" w:sz="4"/>
@@ -3953,7 +3953,7 @@
                 <w:szCs w:val="18"/>
                 <w:rtl/>
               </w:rPr>
-              <w:t xml:space="preserve">بانتظار الاعتماد</w:t>
+              <w:t xml:space="preserve">معتمد 2026-10-23</w:t>
             </w:r>
           </w:p>
         </w:tc>
@@ -3964,7 +3964,7 @@
         </w:trPr>
         <w:tc>
           <w:tcPr>
-            <w:tcW w:type="dxa" w:w="1479"/>
+            <w:tcW w:type="dxa" w:w="1409"/>
             <w:tcBorders>
               <w:top w:val="single" w:color="BFC9D6" w:sz="4"/>
               <w:left w:val="single" w:color="BFC9D6" w:sz="4"/>
@@ -4000,7 +4000,7 @@
         </w:tc>
         <w:tc>
           <w:tcPr>
-            <w:tcW w:type="dxa" w:w="6413"/>
+            <w:tcW w:type="dxa" w:w="6107"/>
             <w:tcBorders>
               <w:top w:val="single" w:color="BFC9D6" w:sz="4"/>
               <w:left w:val="single" w:color="BFC9D6" w:sz="4"/>
@@ -4036,37 +4036,37 @@
         </w:tc>
         <w:tc>
           <w:tcPr>
-            <w:tcW w:type="dxa" w:w="1972"/>
-            <w:tcBorders>
-              <w:top w:val="single" w:color="BFC9D6" w:sz="4"/>
-              <w:left w:val="single" w:color="BFC9D6" w:sz="4"/>
-              <w:bottom w:val="single" w:color="BFC9D6" w:sz="4"/>
-              <w:right w:val="single" w:color="BFC9D6" w:sz="4"/>
-            </w:tcBorders>
-            <w:tcMar>
-              <w:top w:type="dxa" w:w="50"/>
-              <w:left w:type="dxa" w:w="90"/>
-              <w:bottom w:type="dxa" w:w="50"/>
-              <w:right w:type="dxa" w:w="90"/>
-            </w:tcMar>
-            <w:vAlign w:val="top"/>
-          </w:tcPr>
-          <w:p>
-            <w:pPr>
-              <w:keepNext w:val="false"/>
-              <w:bidi/>
-              <w:spacing w:after="30" w:before="30" w:line="264"/>
-            </w:pPr>
-            <w:r>
-              <w:rPr>
-                <w:rFonts w:ascii="Arial" w:cs="Arial" w:eastAsia="Arial" w:hAnsi="Arial"/>
-                <w:b w:val="false"/>
-                <w:bCs w:val="false"/>
-                <w:sz w:val="18"/>
-                <w:szCs w:val="18"/>
-                <w:rtl/>
-              </w:rPr>
-              <w:t xml:space="preserve">بانتظار الاعتماد</w:t>
+            <w:tcW w:type="dxa" w:w="2348"/>
+            <w:tcBorders>
+              <w:top w:val="single" w:color="BFC9D6" w:sz="4"/>
+              <w:left w:val="single" w:color="BFC9D6" w:sz="4"/>
+              <w:bottom w:val="single" w:color="BFC9D6" w:sz="4"/>
+              <w:right w:val="single" w:color="BFC9D6" w:sz="4"/>
+            </w:tcBorders>
+            <w:tcMar>
+              <w:top w:type="dxa" w:w="50"/>
+              <w:left w:type="dxa" w:w="90"/>
+              <w:bottom w:type="dxa" w:w="50"/>
+              <w:right w:type="dxa" w:w="90"/>
+            </w:tcMar>
+            <w:vAlign w:val="top"/>
+          </w:tcPr>
+          <w:p>
+            <w:pPr>
+              <w:keepNext w:val="false"/>
+              <w:bidi/>
+              <w:spacing w:after="30" w:before="30" w:line="264"/>
+            </w:pPr>
+            <w:r>
+              <w:rPr>
+                <w:rFonts w:ascii="Arial" w:cs="Arial" w:eastAsia="Arial" w:hAnsi="Arial"/>
+                <w:b w:val="false"/>
+                <w:bCs w:val="false"/>
+                <w:sz w:val="18"/>
+                <w:szCs w:val="18"/>
+                <w:rtl/>
+              </w:rPr>
+              <w:t xml:space="preserve">معتمد 2026-10-23</w:t>
             </w:r>
           </w:p>
         </w:tc>
@@ -4077,7 +4077,7 @@
         </w:trPr>
         <w:tc>
           <w:tcPr>
-            <w:tcW w:type="dxa" w:w="1479"/>
+            <w:tcW w:type="dxa" w:w="1409"/>
             <w:tcBorders>
               <w:top w:val="single" w:color="BFC9D6" w:sz="4"/>
               <w:left w:val="single" w:color="BFC9D6" w:sz="4"/>
@@ -4114,7 +4114,7 @@
         </w:tc>
         <w:tc>
           <w:tcPr>
-            <w:tcW w:type="dxa" w:w="6413"/>
+            <w:tcW w:type="dxa" w:w="6107"/>
             <w:tcBorders>
               <w:top w:val="single" w:color="BFC9D6" w:sz="4"/>
               <w:left w:val="single" w:color="BFC9D6" w:sz="4"/>
@@ -4151,7 +4151,7 @@
         </w:tc>
         <w:tc>
           <w:tcPr>
-            <w:tcW w:type="dxa" w:w="1972"/>
+            <w:tcW w:type="dxa" w:w="2348"/>
             <w:tcBorders>
               <w:top w:val="single" w:color="BFC9D6" w:sz="4"/>
               <w:left w:val="single" w:color="BFC9D6" w:sz="4"/>
@@ -4182,7 +4182,7 @@
                 <w:szCs w:val="18"/>
                 <w:rtl/>
               </w:rPr>
-              <w:t xml:space="preserve">بانتظار الاعتماد</w:t>
+              <w:t xml:space="preserve">معتمد 2026-10-23</w:t>
             </w:r>
           </w:p>
         </w:tc>
@@ -4193,7 +4193,7 @@
         </w:trPr>
         <w:tc>
           <w:tcPr>
-            <w:tcW w:type="dxa" w:w="1479"/>
+            <w:tcW w:type="dxa" w:w="1409"/>
             <w:tcBorders>
               <w:top w:val="single" w:color="BFC9D6" w:sz="4"/>
               <w:left w:val="single" w:color="BFC9D6" w:sz="4"/>
@@ -4229,7 +4229,7 @@
         </w:tc>
         <w:tc>
           <w:tcPr>
-            <w:tcW w:type="dxa" w:w="6413"/>
+            <w:tcW w:type="dxa" w:w="6107"/>
             <w:tcBorders>
               <w:top w:val="single" w:color="BFC9D6" w:sz="4"/>
               <w:left w:val="single" w:color="BFC9D6" w:sz="4"/>
@@ -4265,37 +4265,37 @@
         </w:tc>
         <w:tc>
           <w:tcPr>
-            <w:tcW w:type="dxa" w:w="1972"/>
-            <w:tcBorders>
-              <w:top w:val="single" w:color="BFC9D6" w:sz="4"/>
-              <w:left w:val="single" w:color="BFC9D6" w:sz="4"/>
-              <w:bottom w:val="single" w:color="BFC9D6" w:sz="4"/>
-              <w:right w:val="single" w:color="BFC9D6" w:sz="4"/>
-            </w:tcBorders>
-            <w:tcMar>
-              <w:top w:type="dxa" w:w="50"/>
-              <w:left w:type="dxa" w:w="90"/>
-              <w:bottom w:type="dxa" w:w="50"/>
-              <w:right w:type="dxa" w:w="90"/>
-            </w:tcMar>
-            <w:vAlign w:val="top"/>
-          </w:tcPr>
-          <w:p>
-            <w:pPr>
-              <w:keepNext w:val="false"/>
-              <w:bidi/>
-              <w:spacing w:after="30" w:before="30" w:line="264"/>
-            </w:pPr>
-            <w:r>
-              <w:rPr>
-                <w:rFonts w:ascii="Arial" w:cs="Arial" w:eastAsia="Arial" w:hAnsi="Arial"/>
-                <w:b w:val="false"/>
-                <w:bCs w:val="false"/>
-                <w:sz w:val="18"/>
-                <w:szCs w:val="18"/>
-                <w:rtl/>
-              </w:rPr>
-              <w:t xml:space="preserve">بانتظار الاعتماد</w:t>
+            <w:tcW w:type="dxa" w:w="2348"/>
+            <w:tcBorders>
+              <w:top w:val="single" w:color="BFC9D6" w:sz="4"/>
+              <w:left w:val="single" w:color="BFC9D6" w:sz="4"/>
+              <w:bottom w:val="single" w:color="BFC9D6" w:sz="4"/>
+              <w:right w:val="single" w:color="BFC9D6" w:sz="4"/>
+            </w:tcBorders>
+            <w:tcMar>
+              <w:top w:type="dxa" w:w="50"/>
+              <w:left w:type="dxa" w:w="90"/>
+              <w:bottom w:type="dxa" w:w="50"/>
+              <w:right w:type="dxa" w:w="90"/>
+            </w:tcMar>
+            <w:vAlign w:val="top"/>
+          </w:tcPr>
+          <w:p>
+            <w:pPr>
+              <w:keepNext w:val="false"/>
+              <w:bidi/>
+              <w:spacing w:after="30" w:before="30" w:line="264"/>
+            </w:pPr>
+            <w:r>
+              <w:rPr>
+                <w:rFonts w:ascii="Arial" w:cs="Arial" w:eastAsia="Arial" w:hAnsi="Arial"/>
+                <w:b w:val="false"/>
+                <w:bCs w:val="false"/>
+                <w:sz w:val="18"/>
+                <w:szCs w:val="18"/>
+                <w:rtl/>
+              </w:rPr>
+              <w:t xml:space="preserve">معتمد 2026-10-23</w:t>
             </w:r>
           </w:p>
         </w:tc>
@@ -4306,7 +4306,7 @@
         </w:trPr>
         <w:tc>
           <w:tcPr>
-            <w:tcW w:type="dxa" w:w="1479"/>
+            <w:tcW w:type="dxa" w:w="1409"/>
             <w:tcBorders>
               <w:top w:val="single" w:color="BFC9D6" w:sz="4"/>
               <w:left w:val="single" w:color="BFC9D6" w:sz="4"/>
@@ -4343,7 +4343,7 @@
         </w:tc>
         <w:tc>
           <w:tcPr>
-            <w:tcW w:type="dxa" w:w="6413"/>
+            <w:tcW w:type="dxa" w:w="6107"/>
             <w:tcBorders>
               <w:top w:val="single" w:color="BFC9D6" w:sz="4"/>
               <w:left w:val="single" w:color="BFC9D6" w:sz="4"/>
@@ -4380,7 +4380,7 @@
         </w:tc>
         <w:tc>
           <w:tcPr>
-            <w:tcW w:type="dxa" w:w="1972"/>
+            <w:tcW w:type="dxa" w:w="2348"/>
             <w:tcBorders>
               <w:top w:val="single" w:color="BFC9D6" w:sz="4"/>
               <w:left w:val="single" w:color="BFC9D6" w:sz="4"/>
@@ -4411,7 +4411,7 @@
                 <w:szCs w:val="18"/>
                 <w:rtl/>
               </w:rPr>
-              <w:t xml:space="preserve">بانتظار الاعتماد</w:t>
+              <w:t xml:space="preserve">معتمد 2026-10-23</w:t>
             </w:r>
           </w:p>
         </w:tc>
@@ -4422,7 +4422,7 @@
         </w:trPr>
         <w:tc>
           <w:tcPr>
-            <w:tcW w:type="dxa" w:w="1479"/>
+            <w:tcW w:type="dxa" w:w="1409"/>
             <w:tcBorders>
               <w:top w:val="single" w:color="BFC9D6" w:sz="4"/>
               <w:left w:val="single" w:color="BFC9D6" w:sz="4"/>
@@ -4458,7 +4458,7 @@
         </w:tc>
         <w:tc>
           <w:tcPr>
-            <w:tcW w:type="dxa" w:w="6413"/>
+            <w:tcW w:type="dxa" w:w="6107"/>
             <w:tcBorders>
               <w:top w:val="single" w:color="BFC9D6" w:sz="4"/>
               <w:left w:val="single" w:color="BFC9D6" w:sz="4"/>
@@ -4494,37 +4494,37 @@
         </w:tc>
         <w:tc>
           <w:tcPr>
-            <w:tcW w:type="dxa" w:w="1972"/>
-            <w:tcBorders>
-              <w:top w:val="single" w:color="BFC9D6" w:sz="4"/>
-              <w:left w:val="single" w:color="BFC9D6" w:sz="4"/>
-              <w:bottom w:val="single" w:color="BFC9D6" w:sz="4"/>
-              <w:right w:val="single" w:color="BFC9D6" w:sz="4"/>
-            </w:tcBorders>
-            <w:tcMar>
-              <w:top w:type="dxa" w:w="50"/>
-              <w:left w:type="dxa" w:w="90"/>
-              <w:bottom w:type="dxa" w:w="50"/>
-              <w:right w:type="dxa" w:w="90"/>
-            </w:tcMar>
-            <w:vAlign w:val="top"/>
-          </w:tcPr>
-          <w:p>
-            <w:pPr>
-              <w:keepNext w:val="false"/>
-              <w:bidi/>
-              <w:spacing w:after="30" w:before="30" w:line="264"/>
-            </w:pPr>
-            <w:r>
-              <w:rPr>
-                <w:rFonts w:ascii="Arial" w:cs="Arial" w:eastAsia="Arial" w:hAnsi="Arial"/>
-                <w:b w:val="false"/>
-                <w:bCs w:val="false"/>
-                <w:sz w:val="18"/>
-                <w:szCs w:val="18"/>
-                <w:rtl/>
-              </w:rPr>
-              <w:t xml:space="preserve">بانتظار الاعتماد</w:t>
+            <w:tcW w:type="dxa" w:w="2348"/>
+            <w:tcBorders>
+              <w:top w:val="single" w:color="BFC9D6" w:sz="4"/>
+              <w:left w:val="single" w:color="BFC9D6" w:sz="4"/>
+              <w:bottom w:val="single" w:color="BFC9D6" w:sz="4"/>
+              <w:right w:val="single" w:color="BFC9D6" w:sz="4"/>
+            </w:tcBorders>
+            <w:tcMar>
+              <w:top w:type="dxa" w:w="50"/>
+              <w:left w:type="dxa" w:w="90"/>
+              <w:bottom w:type="dxa" w:w="50"/>
+              <w:right w:type="dxa" w:w="90"/>
+            </w:tcMar>
+            <w:vAlign w:val="top"/>
+          </w:tcPr>
+          <w:p>
+            <w:pPr>
+              <w:keepNext w:val="false"/>
+              <w:bidi/>
+              <w:spacing w:after="30" w:before="30" w:line="264"/>
+            </w:pPr>
+            <w:r>
+              <w:rPr>
+                <w:rFonts w:ascii="Arial" w:cs="Arial" w:eastAsia="Arial" w:hAnsi="Arial"/>
+                <w:b w:val="false"/>
+                <w:bCs w:val="false"/>
+                <w:sz w:val="18"/>
+                <w:szCs w:val="18"/>
+                <w:rtl/>
+              </w:rPr>
+              <w:t xml:space="preserve">معتمد 2026-10-23</w:t>
             </w:r>
           </w:p>
         </w:tc>
@@ -4535,7 +4535,7 @@
         </w:trPr>
         <w:tc>
           <w:tcPr>
-            <w:tcW w:type="dxa" w:w="1479"/>
+            <w:tcW w:type="dxa" w:w="1409"/>
             <w:tcBorders>
               <w:top w:val="single" w:color="BFC9D6" w:sz="4"/>
               <w:left w:val="single" w:color="BFC9D6" w:sz="4"/>
@@ -4572,7 +4572,7 @@
         </w:tc>
         <w:tc>
           <w:tcPr>
-            <w:tcW w:type="dxa" w:w="6413"/>
+            <w:tcW w:type="dxa" w:w="6107"/>
             <w:tcBorders>
               <w:top w:val="single" w:color="BFC9D6" w:sz="4"/>
               <w:left w:val="single" w:color="BFC9D6" w:sz="4"/>
@@ -4609,7 +4609,7 @@
         </w:tc>
         <w:tc>
           <w:tcPr>
-            <w:tcW w:type="dxa" w:w="1972"/>
+            <w:tcW w:type="dxa" w:w="2348"/>
             <w:tcBorders>
               <w:top w:val="single" w:color="BFC9D6" w:sz="4"/>
               <w:left w:val="single" w:color="BFC9D6" w:sz="4"/>
@@ -4640,7 +4640,7 @@
                 <w:szCs w:val="18"/>
                 <w:rtl/>
               </w:rPr>
-              <w:t xml:space="preserve">بانتظار الاعتماد</w:t>
+              <w:t xml:space="preserve">معتمد 2026-10-23</w:t>
             </w:r>
           </w:p>
         </w:tc>
@@ -4651,7 +4651,7 @@
         </w:trPr>
         <w:tc>
           <w:tcPr>
-            <w:tcW w:type="dxa" w:w="1479"/>
+            <w:tcW w:type="dxa" w:w="1409"/>
             <w:tcBorders>
               <w:top w:val="single" w:color="BFC9D6" w:sz="4"/>
               <w:left w:val="single" w:color="BFC9D6" w:sz="4"/>
@@ -4687,7 +4687,7 @@
         </w:tc>
         <w:tc>
           <w:tcPr>
-            <w:tcW w:type="dxa" w:w="6413"/>
+            <w:tcW w:type="dxa" w:w="6107"/>
             <w:tcBorders>
               <w:top w:val="single" w:color="BFC9D6" w:sz="4"/>
               <w:left w:val="single" w:color="BFC9D6" w:sz="4"/>
@@ -4723,37 +4723,37 @@
         </w:tc>
         <w:tc>
           <w:tcPr>
-            <w:tcW w:type="dxa" w:w="1972"/>
-            <w:tcBorders>
-              <w:top w:val="single" w:color="BFC9D6" w:sz="4"/>
-              <w:left w:val="single" w:color="BFC9D6" w:sz="4"/>
-              <w:bottom w:val="single" w:color="BFC9D6" w:sz="4"/>
-              <w:right w:val="single" w:color="BFC9D6" w:sz="4"/>
-            </w:tcBorders>
-            <w:tcMar>
-              <w:top w:type="dxa" w:w="50"/>
-              <w:left w:type="dxa" w:w="90"/>
-              <w:bottom w:type="dxa" w:w="50"/>
-              <w:right w:type="dxa" w:w="90"/>
-            </w:tcMar>
-            <w:vAlign w:val="top"/>
-          </w:tcPr>
-          <w:p>
-            <w:pPr>
-              <w:keepNext w:val="false"/>
-              <w:bidi/>
-              <w:spacing w:after="30" w:before="30" w:line="264"/>
-            </w:pPr>
-            <w:r>
-              <w:rPr>
-                <w:rFonts w:ascii="Arial" w:cs="Arial" w:eastAsia="Arial" w:hAnsi="Arial"/>
-                <w:b w:val="false"/>
-                <w:bCs w:val="false"/>
-                <w:sz w:val="18"/>
-                <w:szCs w:val="18"/>
-                <w:rtl/>
-              </w:rPr>
-              <w:t xml:space="preserve">بانتظار الاعتماد</w:t>
+            <w:tcW w:type="dxa" w:w="2348"/>
+            <w:tcBorders>
+              <w:top w:val="single" w:color="BFC9D6" w:sz="4"/>
+              <w:left w:val="single" w:color="BFC9D6" w:sz="4"/>
+              <w:bottom w:val="single" w:color="BFC9D6" w:sz="4"/>
+              <w:right w:val="single" w:color="BFC9D6" w:sz="4"/>
+            </w:tcBorders>
+            <w:tcMar>
+              <w:top w:type="dxa" w:w="50"/>
+              <w:left w:type="dxa" w:w="90"/>
+              <w:bottom w:type="dxa" w:w="50"/>
+              <w:right w:type="dxa" w:w="90"/>
+            </w:tcMar>
+            <w:vAlign w:val="top"/>
+          </w:tcPr>
+          <w:p>
+            <w:pPr>
+              <w:keepNext w:val="false"/>
+              <w:bidi/>
+              <w:spacing w:after="30" w:before="30" w:line="264"/>
+            </w:pPr>
+            <w:r>
+              <w:rPr>
+                <w:rFonts w:ascii="Arial" w:cs="Arial" w:eastAsia="Arial" w:hAnsi="Arial"/>
+                <w:b w:val="false"/>
+                <w:bCs w:val="false"/>
+                <w:sz w:val="18"/>
+                <w:szCs w:val="18"/>
+                <w:rtl/>
+              </w:rPr>
+              <w:t xml:space="preserve">معتمد 2026-10-23</w:t>
             </w:r>
           </w:p>
         </w:tc>
@@ -4764,7 +4764,7 @@
         </w:trPr>
         <w:tc>
           <w:tcPr>
-            <w:tcW w:type="dxa" w:w="1479"/>
+            <w:tcW w:type="dxa" w:w="1409"/>
             <w:tcBorders>
               <w:top w:val="single" w:color="BFC9D6" w:sz="4"/>
               <w:left w:val="single" w:color="BFC9D6" w:sz="4"/>
@@ -4801,7 +4801,7 @@
         </w:tc>
         <w:tc>
           <w:tcPr>
-            <w:tcW w:type="dxa" w:w="6413"/>
+            <w:tcW w:type="dxa" w:w="6107"/>
             <w:tcBorders>
               <w:top w:val="single" w:color="BFC9D6" w:sz="4"/>
               <w:left w:val="single" w:color="BFC9D6" w:sz="4"/>
@@ -4838,7 +4838,7 @@
         </w:tc>
         <w:tc>
           <w:tcPr>
-            <w:tcW w:type="dxa" w:w="1972"/>
+            <w:tcW w:type="dxa" w:w="2348"/>
             <w:tcBorders>
               <w:top w:val="single" w:color="BFC9D6" w:sz="4"/>
               <w:left w:val="single" w:color="BFC9D6" w:sz="4"/>
@@ -4869,7 +4869,7 @@
                 <w:szCs w:val="18"/>
                 <w:rtl/>
               </w:rPr>
-              <w:t xml:space="preserve">بانتظار الاعتماد</w:t>
+              <w:t xml:space="preserve">معتمد 2026-10-23</w:t>
             </w:r>
           </w:p>
         </w:tc>
@@ -4880,7 +4880,7 @@
         </w:trPr>
         <w:tc>
           <w:tcPr>
-            <w:tcW w:type="dxa" w:w="1479"/>
+            <w:tcW w:type="dxa" w:w="1409"/>
             <w:tcBorders>
               <w:top w:val="single" w:color="BFC9D6" w:sz="4"/>
               <w:left w:val="single" w:color="BFC9D6" w:sz="4"/>
@@ -4916,7 +4916,7 @@
         </w:tc>
         <w:tc>
           <w:tcPr>
-            <w:tcW w:type="dxa" w:w="6413"/>
+            <w:tcW w:type="dxa" w:w="6107"/>
             <w:tcBorders>
               <w:top w:val="single" w:color="BFC9D6" w:sz="4"/>
               <w:left w:val="single" w:color="BFC9D6" w:sz="4"/>
@@ -4952,37 +4952,37 @@
         </w:tc>
         <w:tc>
           <w:tcPr>
-            <w:tcW w:type="dxa" w:w="1972"/>
-            <w:tcBorders>
-              <w:top w:val="single" w:color="BFC9D6" w:sz="4"/>
-              <w:left w:val="single" w:color="BFC9D6" w:sz="4"/>
-              <w:bottom w:val="single" w:color="BFC9D6" w:sz="4"/>
-              <w:right w:val="single" w:color="BFC9D6" w:sz="4"/>
-            </w:tcBorders>
-            <w:tcMar>
-              <w:top w:type="dxa" w:w="50"/>
-              <w:left w:type="dxa" w:w="90"/>
-              <w:bottom w:type="dxa" w:w="50"/>
-              <w:right w:type="dxa" w:w="90"/>
-            </w:tcMar>
-            <w:vAlign w:val="top"/>
-          </w:tcPr>
-          <w:p>
-            <w:pPr>
-              <w:keepNext w:val="false"/>
-              <w:bidi/>
-              <w:spacing w:after="30" w:before="30" w:line="264"/>
-            </w:pPr>
-            <w:r>
-              <w:rPr>
-                <w:rFonts w:ascii="Arial" w:cs="Arial" w:eastAsia="Arial" w:hAnsi="Arial"/>
-                <w:b w:val="false"/>
-                <w:bCs w:val="false"/>
-                <w:sz w:val="18"/>
-                <w:szCs w:val="18"/>
-                <w:rtl/>
-              </w:rPr>
-              <w:t xml:space="preserve">بانتظار الاعتماد</w:t>
+            <w:tcW w:type="dxa" w:w="2348"/>
+            <w:tcBorders>
+              <w:top w:val="single" w:color="BFC9D6" w:sz="4"/>
+              <w:left w:val="single" w:color="BFC9D6" w:sz="4"/>
+              <w:bottom w:val="single" w:color="BFC9D6" w:sz="4"/>
+              <w:right w:val="single" w:color="BFC9D6" w:sz="4"/>
+            </w:tcBorders>
+            <w:tcMar>
+              <w:top w:type="dxa" w:w="50"/>
+              <w:left w:type="dxa" w:w="90"/>
+              <w:bottom w:type="dxa" w:w="50"/>
+              <w:right w:type="dxa" w:w="90"/>
+            </w:tcMar>
+            <w:vAlign w:val="top"/>
+          </w:tcPr>
+          <w:p>
+            <w:pPr>
+              <w:keepNext w:val="false"/>
+              <w:bidi/>
+              <w:spacing w:after="30" w:before="30" w:line="264"/>
+            </w:pPr>
+            <w:r>
+              <w:rPr>
+                <w:rFonts w:ascii="Arial" w:cs="Arial" w:eastAsia="Arial" w:hAnsi="Arial"/>
+                <w:b w:val="false"/>
+                <w:bCs w:val="false"/>
+                <w:sz w:val="18"/>
+                <w:szCs w:val="18"/>
+                <w:rtl/>
+              </w:rPr>
+              <w:t xml:space="preserve">معتمد 2026-10-23</w:t>
             </w:r>
           </w:p>
         </w:tc>
